--- a/python/04_조건문/04_조건문_교안.docx
+++ b/python/04_조건문/04_조건문_교안.docx
@@ -3080,396 +3080,6 @@
             <w:r>
               <w:rPr>
                 <w:rFonts w:ascii="Consolas" w:cs="Consolas" w:eastAsia="맑은 고딕" w:hAnsi="Consolas"/>
-                <w:b/>
-                <w:bCs/>
-                <w:i w:val="false"/>
-                <w:iCs w:val="false"/>
-                <w:color w:val="0033B3"/>
-                <w:sz w:val="17"/>
-                <w:szCs w:val="17"/>
-              </w:rPr>
-              <w:t xml:space="preserve">if</w:t>
-            </w:r>
-            <w:r>
-              <w:rPr>
-                <w:rFonts w:ascii="Consolas" w:cs="Consolas" w:eastAsia="맑은 고딕" w:hAnsi="Consolas"/>
-                <w:b w:val="false"/>
-                <w:bCs w:val="false"/>
-                <w:i w:val="false"/>
-                <w:iCs w:val="false"/>
-                <w:color w:val="24292F"/>
-                <w:sz w:val="17"/>
-                <w:szCs w:val="17"/>
-              </w:rPr>
-              <w:t xml:space="preserve"> </w:t>
-            </w:r>
-            <w:r>
-              <w:rPr>
-                <w:rFonts w:ascii="Consolas" w:cs="Consolas" w:eastAsia="맑은 고딕" w:hAnsi="Consolas"/>
-                <w:b w:val="false"/>
-                <w:bCs w:val="false"/>
-                <w:i w:val="false"/>
-                <w:iCs w:val="false"/>
-                <w:color w:val="24292F"/>
-                <w:sz w:val="17"/>
-                <w:szCs w:val="17"/>
-              </w:rPr>
-              <w:t xml:space="preserve">num</w:t>
-            </w:r>
-            <w:r>
-              <w:rPr>
-                <w:rFonts w:ascii="Consolas" w:cs="Consolas" w:eastAsia="맑은 고딕" w:hAnsi="Consolas"/>
-                <w:b w:val="false"/>
-                <w:bCs w:val="false"/>
-                <w:i w:val="false"/>
-                <w:iCs w:val="false"/>
-                <w:color w:val="24292F"/>
-                <w:sz w:val="17"/>
-                <w:szCs w:val="17"/>
-              </w:rPr>
-              <w:t xml:space="preserve"> % </w:t>
-            </w:r>
-            <w:r>
-              <w:rPr>
-                <w:rFonts w:ascii="Consolas" w:cs="Consolas" w:eastAsia="맑은 고딕" w:hAnsi="Consolas"/>
-                <w:b w:val="false"/>
-                <w:bCs w:val="false"/>
-                <w:i w:val="false"/>
-                <w:iCs w:val="false"/>
-                <w:color w:val="098658"/>
-                <w:sz w:val="17"/>
-                <w:szCs w:val="17"/>
-              </w:rPr>
-              <w:t xml:space="preserve">2</w:t>
-            </w:r>
-            <w:r>
-              <w:rPr>
-                <w:rFonts w:ascii="Consolas" w:cs="Consolas" w:eastAsia="맑은 고딕" w:hAnsi="Consolas"/>
-                <w:b w:val="false"/>
-                <w:bCs w:val="false"/>
-                <w:i w:val="false"/>
-                <w:iCs w:val="false"/>
-                <w:color w:val="24292F"/>
-                <w:sz w:val="17"/>
-                <w:szCs w:val="17"/>
-              </w:rPr>
-              <w:t xml:space="preserve"> == </w:t>
-            </w:r>
-            <w:r>
-              <w:rPr>
-                <w:rFonts w:ascii="Consolas" w:cs="Consolas" w:eastAsia="맑은 고딕" w:hAnsi="Consolas"/>
-                <w:b w:val="false"/>
-                <w:bCs w:val="false"/>
-                <w:i w:val="false"/>
-                <w:iCs w:val="false"/>
-                <w:color w:val="098658"/>
-                <w:sz w:val="17"/>
-                <w:szCs w:val="17"/>
-              </w:rPr>
-              <w:t xml:space="preserve">0</w:t>
-            </w:r>
-            <w:r>
-              <w:rPr>
-                <w:rFonts w:ascii="Consolas" w:cs="Consolas" w:eastAsia="맑은 고딕" w:hAnsi="Consolas"/>
-                <w:b w:val="false"/>
-                <w:bCs w:val="false"/>
-                <w:i w:val="false"/>
-                <w:iCs w:val="false"/>
-                <w:color w:val="24292F"/>
-                <w:sz w:val="17"/>
-                <w:szCs w:val="17"/>
-              </w:rPr>
-              <w:t xml:space="preserve">:</w:t>
-            </w:r>
-          </w:p>
-          <w:p>
-            <w:pPr>
-              <w:spacing w:after="0" w:line="252"/>
-            </w:pPr>
-            <w:r>
-              <w:rPr>
-                <w:rFonts w:ascii="Consolas" w:cs="Consolas" w:eastAsia="맑은 고딕" w:hAnsi="Consolas"/>
-                <w:color w:val="A0A0A0"/>
-                <w:sz w:val="17"/>
-                <w:szCs w:val="17"/>
-              </w:rPr>
-              <w:t xml:space="preserve"> 5  </w:t>
-            </w:r>
-            <w:r>
-              <w:rPr>
-                <w:rFonts w:ascii="Consolas" w:cs="Consolas" w:eastAsia="맑은 고딕" w:hAnsi="Consolas"/>
-                <w:b w:val="false"/>
-                <w:bCs w:val="false"/>
-                <w:i w:val="false"/>
-                <w:iCs w:val="false"/>
-                <w:color w:val="24292F"/>
-                <w:sz w:val="17"/>
-                <w:szCs w:val="17"/>
-              </w:rPr>
-              <w:t xml:space="preserve">    </w:t>
-            </w:r>
-            <w:r>
-              <w:rPr>
-                <w:rFonts w:ascii="Consolas" w:cs="Consolas" w:eastAsia="맑은 고딕" w:hAnsi="Consolas"/>
-                <w:b w:val="false"/>
-                <w:bCs w:val="false"/>
-                <w:i w:val="false"/>
-                <w:iCs w:val="false"/>
-                <w:color w:val="795E26"/>
-                <w:sz w:val="17"/>
-                <w:szCs w:val="17"/>
-              </w:rPr>
-              <w:t xml:space="preserve">print</w:t>
-            </w:r>
-            <w:r>
-              <w:rPr>
-                <w:rFonts w:ascii="Consolas" w:cs="Consolas" w:eastAsia="맑은 고딕" w:hAnsi="Consolas"/>
-                <w:b w:val="false"/>
-                <w:bCs w:val="false"/>
-                <w:i w:val="false"/>
-                <w:iCs w:val="false"/>
-                <w:color w:val="24292F"/>
-                <w:sz w:val="17"/>
-                <w:szCs w:val="17"/>
-              </w:rPr>
-              <w:t xml:space="preserve">(</w:t>
-            </w:r>
-            <w:r>
-              <w:rPr>
-                <w:rFonts w:ascii="Consolas" w:cs="Consolas" w:eastAsia="맑은 고딕" w:hAnsi="Consolas"/>
-                <w:b w:val="false"/>
-                <w:bCs w:val="false"/>
-                <w:i w:val="false"/>
-                <w:iCs w:val="false"/>
-                <w:color w:val="24292F"/>
-                <w:sz w:val="17"/>
-                <w:szCs w:val="17"/>
-              </w:rPr>
-              <w:t xml:space="preserve">num</w:t>
-            </w:r>
-            <w:r>
-              <w:rPr>
-                <w:rFonts w:ascii="Consolas" w:cs="Consolas" w:eastAsia="맑은 고딕" w:hAnsi="Consolas"/>
-                <w:b w:val="false"/>
-                <w:bCs w:val="false"/>
-                <w:i w:val="false"/>
-                <w:iCs w:val="false"/>
-                <w:color w:val="24292F"/>
-                <w:sz w:val="17"/>
-                <w:szCs w:val="17"/>
-              </w:rPr>
-              <w:t xml:space="preserve">, </w:t>
-            </w:r>
-            <w:r>
-              <w:rPr>
-                <w:rFonts w:ascii="Consolas" w:cs="Consolas" w:eastAsia="맑은 고딕" w:hAnsi="Consolas"/>
-                <w:b w:val="false"/>
-                <w:bCs w:val="false"/>
-                <w:i w:val="false"/>
-                <w:iCs w:val="false"/>
-                <w:color w:val="A31515"/>
-                <w:sz w:val="17"/>
-                <w:szCs w:val="17"/>
-              </w:rPr>
-              <w:t xml:space="preserve">"은(는) 짝수"</w:t>
-            </w:r>
-            <w:r>
-              <w:rPr>
-                <w:rFonts w:ascii="Consolas" w:cs="Consolas" w:eastAsia="맑은 고딕" w:hAnsi="Consolas"/>
-                <w:b w:val="false"/>
-                <w:bCs w:val="false"/>
-                <w:i w:val="false"/>
-                <w:iCs w:val="false"/>
-                <w:color w:val="24292F"/>
-                <w:sz w:val="17"/>
-                <w:szCs w:val="17"/>
-              </w:rPr>
-              <w:t xml:space="preserve">)</w:t>
-            </w:r>
-          </w:p>
-          <w:p>
-            <w:pPr>
-              <w:spacing w:after="0" w:line="252"/>
-            </w:pPr>
-            <w:r>
-              <w:rPr>
-                <w:rFonts w:ascii="Consolas" w:cs="Consolas" w:eastAsia="맑은 고딕" w:hAnsi="Consolas"/>
-                <w:color w:val="A0A0A0"/>
-                <w:sz w:val="17"/>
-                <w:szCs w:val="17"/>
-              </w:rPr>
-              <w:t xml:space="preserve"> 6  </w:t>
-            </w:r>
-            <w:r>
-              <w:rPr>
-                <w:rFonts w:ascii="Consolas" w:cs="Consolas" w:eastAsia="맑은 고딕" w:hAnsi="Consolas"/>
-                <w:b/>
-                <w:bCs/>
-                <w:i w:val="false"/>
-                <w:iCs w:val="false"/>
-                <w:color w:val="0033B3"/>
-                <w:sz w:val="17"/>
-                <w:szCs w:val="17"/>
-              </w:rPr>
-              <w:t xml:space="preserve">else</w:t>
-            </w:r>
-            <w:r>
-              <w:rPr>
-                <w:rFonts w:ascii="Consolas" w:cs="Consolas" w:eastAsia="맑은 고딕" w:hAnsi="Consolas"/>
-                <w:b w:val="false"/>
-                <w:bCs w:val="false"/>
-                <w:i w:val="false"/>
-                <w:iCs w:val="false"/>
-                <w:color w:val="24292F"/>
-                <w:sz w:val="17"/>
-                <w:szCs w:val="17"/>
-              </w:rPr>
-              <w:t xml:space="preserve">:</w:t>
-            </w:r>
-          </w:p>
-          <w:p>
-            <w:pPr>
-              <w:spacing w:after="0" w:line="252"/>
-            </w:pPr>
-            <w:r>
-              <w:rPr>
-                <w:rFonts w:ascii="Consolas" w:cs="Consolas" w:eastAsia="맑은 고딕" w:hAnsi="Consolas"/>
-                <w:color w:val="A0A0A0"/>
-                <w:sz w:val="17"/>
-                <w:szCs w:val="17"/>
-              </w:rPr>
-              <w:t xml:space="preserve"> 7  </w:t>
-            </w:r>
-            <w:r>
-              <w:rPr>
-                <w:rFonts w:ascii="Consolas" w:cs="Consolas" w:eastAsia="맑은 고딕" w:hAnsi="Consolas"/>
-                <w:b w:val="false"/>
-                <w:bCs w:val="false"/>
-                <w:i w:val="false"/>
-                <w:iCs w:val="false"/>
-                <w:color w:val="24292F"/>
-                <w:sz w:val="17"/>
-                <w:szCs w:val="17"/>
-              </w:rPr>
-              <w:t xml:space="preserve">    </w:t>
-            </w:r>
-            <w:r>
-              <w:rPr>
-                <w:rFonts w:ascii="Consolas" w:cs="Consolas" w:eastAsia="맑은 고딕" w:hAnsi="Consolas"/>
-                <w:b w:val="false"/>
-                <w:bCs w:val="false"/>
-                <w:i w:val="false"/>
-                <w:iCs w:val="false"/>
-                <w:color w:val="795E26"/>
-                <w:sz w:val="17"/>
-                <w:szCs w:val="17"/>
-              </w:rPr>
-              <w:t xml:space="preserve">print</w:t>
-            </w:r>
-            <w:r>
-              <w:rPr>
-                <w:rFonts w:ascii="Consolas" w:cs="Consolas" w:eastAsia="맑은 고딕" w:hAnsi="Consolas"/>
-                <w:b w:val="false"/>
-                <w:bCs w:val="false"/>
-                <w:i w:val="false"/>
-                <w:iCs w:val="false"/>
-                <w:color w:val="24292F"/>
-                <w:sz w:val="17"/>
-                <w:szCs w:val="17"/>
-              </w:rPr>
-              <w:t xml:space="preserve">(</w:t>
-            </w:r>
-            <w:r>
-              <w:rPr>
-                <w:rFonts w:ascii="Consolas" w:cs="Consolas" w:eastAsia="맑은 고딕" w:hAnsi="Consolas"/>
-                <w:b w:val="false"/>
-                <w:bCs w:val="false"/>
-                <w:i w:val="false"/>
-                <w:iCs w:val="false"/>
-                <w:color w:val="24292F"/>
-                <w:sz w:val="17"/>
-                <w:szCs w:val="17"/>
-              </w:rPr>
-              <w:t xml:space="preserve">num</w:t>
-            </w:r>
-            <w:r>
-              <w:rPr>
-                <w:rFonts w:ascii="Consolas" w:cs="Consolas" w:eastAsia="맑은 고딕" w:hAnsi="Consolas"/>
-                <w:b w:val="false"/>
-                <w:bCs w:val="false"/>
-                <w:i w:val="false"/>
-                <w:iCs w:val="false"/>
-                <w:color w:val="24292F"/>
-                <w:sz w:val="17"/>
-                <w:szCs w:val="17"/>
-              </w:rPr>
-              <w:t xml:space="preserve">, </w:t>
-            </w:r>
-            <w:r>
-              <w:rPr>
-                <w:rFonts w:ascii="Consolas" w:cs="Consolas" w:eastAsia="맑은 고딕" w:hAnsi="Consolas"/>
-                <w:b w:val="false"/>
-                <w:bCs w:val="false"/>
-                <w:i w:val="false"/>
-                <w:iCs w:val="false"/>
-                <w:color w:val="A31515"/>
-                <w:sz w:val="17"/>
-                <w:szCs w:val="17"/>
-              </w:rPr>
-              <w:t xml:space="preserve">"은(는) 홀수"</w:t>
-            </w:r>
-            <w:r>
-              <w:rPr>
-                <w:rFonts w:ascii="Consolas" w:cs="Consolas" w:eastAsia="맑은 고딕" w:hAnsi="Consolas"/>
-                <w:b w:val="false"/>
-                <w:bCs w:val="false"/>
-                <w:i w:val="false"/>
-                <w:iCs w:val="false"/>
-                <w:color w:val="24292F"/>
-                <w:sz w:val="17"/>
-                <w:szCs w:val="17"/>
-              </w:rPr>
-              <w:t xml:space="preserve">)</w:t>
-            </w:r>
-          </w:p>
-          <w:p>
-            <w:pPr>
-              <w:spacing w:after="0" w:line="252"/>
-            </w:pPr>
-            <w:r>
-              <w:rPr>
-                <w:rFonts w:ascii="Consolas" w:cs="Consolas" w:eastAsia="맑은 고딕" w:hAnsi="Consolas"/>
-                <w:color w:val="A0A0A0"/>
-                <w:sz w:val="17"/>
-                <w:szCs w:val="17"/>
-              </w:rPr>
-              <w:t xml:space="preserve"> 8  </w:t>
-            </w:r>
-            <w:r>
-              <w:rPr>
-                <w:rFonts w:ascii="Consolas" w:cs="Consolas" w:eastAsia="맑은 고딕" w:hAnsi="Consolas"/>
-                <w:sz w:val="17"/>
-                <w:szCs w:val="17"/>
-              </w:rPr>
-              <w:t xml:space="preserve"> </w:t>
-            </w:r>
-          </w:p>
-          <w:p>
-            <w:pPr>
-              <w:spacing w:after="0" w:line="252"/>
-            </w:pPr>
-            <w:r>
-              <w:rPr>
-                <w:rFonts w:ascii="Consolas" w:cs="Consolas" w:eastAsia="맑은 고딕" w:hAnsi="Consolas"/>
-                <w:color w:val="A0A0A0"/>
-                <w:sz w:val="17"/>
-                <w:szCs w:val="17"/>
-              </w:rPr>
-              <w:t xml:space="preserve"> 9  </w:t>
-            </w:r>
-            <w:r>
-              <w:rPr>
-                <w:rFonts w:ascii="Consolas" w:cs="Consolas" w:eastAsia="맑은 고딕" w:hAnsi="Consolas"/>
                 <w:b w:val="false"/>
                 <w:bCs w:val="false"/>
                 <w:i/>
@@ -3478,7 +3088,7 @@
                 <w:sz w:val="17"/>
                 <w:szCs w:val="17"/>
               </w:rPr>
-              <w:t xml:space="preserve"># 조건부 표현식: 값 하나를 고를 때 한 줄로</w:t>
+              <w:t xml:space="preserve"># % 는 나머지: 2로 나눈 나머지가 0 이면 짝수</w:t>
             </w:r>
           </w:p>
           <w:p>
@@ -3492,59 +3102,7 @@
                 <w:sz w:val="17"/>
                 <w:szCs w:val="17"/>
               </w:rPr>
-              <w:t xml:space="preserve">10  </w:t>
-            </w:r>
-            <w:r>
-              <w:rPr>
-                <w:rFonts w:ascii="Consolas" w:cs="Consolas" w:eastAsia="맑은 고딕" w:hAnsi="Consolas"/>
-                <w:b w:val="false"/>
-                <w:bCs w:val="false"/>
-                <w:i w:val="false"/>
-                <w:iCs w:val="false"/>
-                <w:color w:val="24292F"/>
-                <w:sz w:val="17"/>
-                <w:szCs w:val="17"/>
-              </w:rPr>
-              <w:t xml:space="preserve">result</w:t>
-            </w:r>
-            <w:r>
-              <w:rPr>
-                <w:rFonts w:ascii="Consolas" w:cs="Consolas" w:eastAsia="맑은 고딕" w:hAnsi="Consolas"/>
-                <w:b w:val="false"/>
-                <w:bCs w:val="false"/>
-                <w:i w:val="false"/>
-                <w:iCs w:val="false"/>
-                <w:color w:val="24292F"/>
-                <w:sz w:val="17"/>
-                <w:szCs w:val="17"/>
-              </w:rPr>
-              <w:t xml:space="preserve"> = </w:t>
-            </w:r>
-            <w:r>
-              <w:rPr>
-                <w:rFonts w:ascii="Consolas" w:cs="Consolas" w:eastAsia="맑은 고딕" w:hAnsi="Consolas"/>
-                <w:b w:val="false"/>
-                <w:bCs w:val="false"/>
-                <w:i w:val="false"/>
-                <w:iCs w:val="false"/>
-                <w:color w:val="A31515"/>
-                <w:sz w:val="17"/>
-                <w:szCs w:val="17"/>
-              </w:rPr>
-              <w:t xml:space="preserve">"짝수"</w:t>
-            </w:r>
-            <w:r>
-              <w:rPr>
-                <w:rFonts w:ascii="Consolas" w:cs="Consolas" w:eastAsia="맑은 고딕" w:hAnsi="Consolas"/>
-                <w:b w:val="false"/>
-                <w:bCs w:val="false"/>
-                <w:i w:val="false"/>
-                <w:iCs w:val="false"/>
-                <w:color w:val="24292F"/>
-                <w:sz w:val="17"/>
-                <w:szCs w:val="17"/>
-              </w:rPr>
-              <w:t xml:space="preserve"> </w:t>
+              <w:t xml:space="preserve"> 5  </w:t>
             </w:r>
             <w:r>
               <w:rPr>
@@ -3648,7 +3206,153 @@
                 <w:sz w:val="17"/>
                 <w:szCs w:val="17"/>
               </w:rPr>
-              <w:t xml:space="preserve"> </w:t>
+              <w:t xml:space="preserve">:</w:t>
+            </w:r>
+          </w:p>
+          <w:p>
+            <w:pPr>
+              <w:spacing w:after="0" w:line="252"/>
+            </w:pPr>
+            <w:r>
+              <w:rPr>
+                <w:rFonts w:ascii="Consolas" w:cs="Consolas" w:eastAsia="맑은 고딕" w:hAnsi="Consolas"/>
+                <w:color w:val="A0A0A0"/>
+                <w:sz w:val="17"/>
+                <w:szCs w:val="17"/>
+              </w:rPr>
+              <w:t xml:space="preserve"> 6  </w:t>
+            </w:r>
+            <w:r>
+              <w:rPr>
+                <w:rFonts w:ascii="Consolas" w:cs="Consolas" w:eastAsia="맑은 고딕" w:hAnsi="Consolas"/>
+                <w:b w:val="false"/>
+                <w:bCs w:val="false"/>
+                <w:i w:val="false"/>
+                <w:iCs w:val="false"/>
+                <w:color w:val="24292F"/>
+                <w:sz w:val="17"/>
+                <w:szCs w:val="17"/>
+              </w:rPr>
+              <w:t xml:space="preserve">    </w:t>
+            </w:r>
+            <w:r>
+              <w:rPr>
+                <w:rFonts w:ascii="Consolas" w:cs="Consolas" w:eastAsia="맑은 고딕" w:hAnsi="Consolas"/>
+                <w:b w:val="false"/>
+                <w:bCs w:val="false"/>
+                <w:i w:val="false"/>
+                <w:iCs w:val="false"/>
+                <w:color w:val="795E26"/>
+                <w:sz w:val="17"/>
+                <w:szCs w:val="17"/>
+              </w:rPr>
+              <w:t xml:space="preserve">print</w:t>
+            </w:r>
+            <w:r>
+              <w:rPr>
+                <w:rFonts w:ascii="Consolas" w:cs="Consolas" w:eastAsia="맑은 고딕" w:hAnsi="Consolas"/>
+                <w:b w:val="false"/>
+                <w:bCs w:val="false"/>
+                <w:i w:val="false"/>
+                <w:iCs w:val="false"/>
+                <w:color w:val="24292F"/>
+                <w:sz w:val="17"/>
+                <w:szCs w:val="17"/>
+              </w:rPr>
+              <w:t xml:space="preserve">(</w:t>
+            </w:r>
+            <w:r>
+              <w:rPr>
+                <w:rFonts w:ascii="Consolas" w:cs="Consolas" w:eastAsia="맑은 고딕" w:hAnsi="Consolas"/>
+                <w:b w:val="false"/>
+                <w:bCs w:val="false"/>
+                <w:i w:val="false"/>
+                <w:iCs w:val="false"/>
+                <w:color w:val="24292F"/>
+                <w:sz w:val="17"/>
+                <w:szCs w:val="17"/>
+              </w:rPr>
+              <w:t xml:space="preserve">num</w:t>
+            </w:r>
+            <w:r>
+              <w:rPr>
+                <w:rFonts w:ascii="Consolas" w:cs="Consolas" w:eastAsia="맑은 고딕" w:hAnsi="Consolas"/>
+                <w:b w:val="false"/>
+                <w:bCs w:val="false"/>
+                <w:i w:val="false"/>
+                <w:iCs w:val="false"/>
+                <w:color w:val="24292F"/>
+                <w:sz w:val="17"/>
+                <w:szCs w:val="17"/>
+              </w:rPr>
+              <w:t xml:space="preserve">, </w:t>
+            </w:r>
+            <w:r>
+              <w:rPr>
+                <w:rFonts w:ascii="Consolas" w:cs="Consolas" w:eastAsia="맑은 고딕" w:hAnsi="Consolas"/>
+                <w:b w:val="false"/>
+                <w:bCs w:val="false"/>
+                <w:i w:val="false"/>
+                <w:iCs w:val="false"/>
+                <w:color w:val="A31515"/>
+                <w:sz w:val="17"/>
+                <w:szCs w:val="17"/>
+              </w:rPr>
+              <w:t xml:space="preserve">"은(는) 짝수"</w:t>
+            </w:r>
+            <w:r>
+              <w:rPr>
+                <w:rFonts w:ascii="Consolas" w:cs="Consolas" w:eastAsia="맑은 고딕" w:hAnsi="Consolas"/>
+                <w:b w:val="false"/>
+                <w:bCs w:val="false"/>
+                <w:i w:val="false"/>
+                <w:iCs w:val="false"/>
+                <w:color w:val="24292F"/>
+                <w:sz w:val="17"/>
+                <w:szCs w:val="17"/>
+              </w:rPr>
+              <w:t xml:space="preserve">)</w:t>
+            </w:r>
+          </w:p>
+          <w:p>
+            <w:pPr>
+              <w:spacing w:after="0" w:line="252"/>
+            </w:pPr>
+            <w:r>
+              <w:rPr>
+                <w:rFonts w:ascii="Consolas" w:cs="Consolas" w:eastAsia="맑은 고딕" w:hAnsi="Consolas"/>
+                <w:color w:val="A0A0A0"/>
+                <w:sz w:val="17"/>
+                <w:szCs w:val="17"/>
+              </w:rPr>
+              <w:t xml:space="preserve"> 7  </w:t>
+            </w:r>
+            <w:r>
+              <w:rPr>
+                <w:rFonts w:ascii="Consolas" w:cs="Consolas" w:eastAsia="맑은 고딕" w:hAnsi="Consolas"/>
+                <w:b w:val="false"/>
+                <w:bCs w:val="false"/>
+                <w:i/>
+                <w:iCs/>
+                <w:color w:val="6A9955"/>
+                <w:sz w:val="17"/>
+                <w:szCs w:val="17"/>
+              </w:rPr>
+              <w:t xml:space="preserve"># if 조건이 거짓일 때 실행</w:t>
+            </w:r>
+          </w:p>
+          <w:p>
+            <w:pPr>
+              <w:spacing w:after="0" w:line="252"/>
+            </w:pPr>
+            <w:r>
+              <w:rPr>
+                <w:rFonts w:ascii="Consolas" w:cs="Consolas" w:eastAsia="맑은 고딕" w:hAnsi="Consolas"/>
+                <w:color w:val="A0A0A0"/>
+                <w:sz w:val="17"/>
+                <w:szCs w:val="17"/>
+              </w:rPr>
+              <w:t xml:space="preserve"> 8  </w:t>
             </w:r>
             <w:r>
               <w:rPr>
@@ -3674,8 +3378,202 @@
                 <w:sz w:val="17"/>
                 <w:szCs w:val="17"/>
               </w:rPr>
+              <w:t xml:space="preserve">:</w:t>
+            </w:r>
+          </w:p>
+          <w:p>
+            <w:pPr>
+              <w:spacing w:after="0" w:line="252"/>
+            </w:pPr>
+            <w:r>
+              <w:rPr>
+                <w:rFonts w:ascii="Consolas" w:cs="Consolas" w:eastAsia="맑은 고딕" w:hAnsi="Consolas"/>
+                <w:color w:val="A0A0A0"/>
+                <w:sz w:val="17"/>
+                <w:szCs w:val="17"/>
+              </w:rPr>
+              <w:t xml:space="preserve"> 9  </w:t>
+            </w:r>
+            <w:r>
+              <w:rPr>
+                <w:rFonts w:ascii="Consolas" w:cs="Consolas" w:eastAsia="맑은 고딕" w:hAnsi="Consolas"/>
+                <w:b w:val="false"/>
+                <w:bCs w:val="false"/>
+                <w:i w:val="false"/>
+                <w:iCs w:val="false"/>
+                <w:color w:val="24292F"/>
+                <w:sz w:val="17"/>
+                <w:szCs w:val="17"/>
+              </w:rPr>
+              <w:t xml:space="preserve">    </w:t>
+            </w:r>
+            <w:r>
+              <w:rPr>
+                <w:rFonts w:ascii="Consolas" w:cs="Consolas" w:eastAsia="맑은 고딕" w:hAnsi="Consolas"/>
+                <w:b w:val="false"/>
+                <w:bCs w:val="false"/>
+                <w:i w:val="false"/>
+                <w:iCs w:val="false"/>
+                <w:color w:val="795E26"/>
+                <w:sz w:val="17"/>
+                <w:szCs w:val="17"/>
+              </w:rPr>
+              <w:t xml:space="preserve">print</w:t>
+            </w:r>
+            <w:r>
+              <w:rPr>
+                <w:rFonts w:ascii="Consolas" w:cs="Consolas" w:eastAsia="맑은 고딕" w:hAnsi="Consolas"/>
+                <w:b w:val="false"/>
+                <w:bCs w:val="false"/>
+                <w:i w:val="false"/>
+                <w:iCs w:val="false"/>
+                <w:color w:val="24292F"/>
+                <w:sz w:val="17"/>
+                <w:szCs w:val="17"/>
+              </w:rPr>
+              <w:t xml:space="preserve">(</w:t>
+            </w:r>
+            <w:r>
+              <w:rPr>
+                <w:rFonts w:ascii="Consolas" w:cs="Consolas" w:eastAsia="맑은 고딕" w:hAnsi="Consolas"/>
+                <w:b w:val="false"/>
+                <w:bCs w:val="false"/>
+                <w:i w:val="false"/>
+                <w:iCs w:val="false"/>
+                <w:color w:val="24292F"/>
+                <w:sz w:val="17"/>
+                <w:szCs w:val="17"/>
+              </w:rPr>
+              <w:t xml:space="preserve">num</w:t>
+            </w:r>
+            <w:r>
+              <w:rPr>
+                <w:rFonts w:ascii="Consolas" w:cs="Consolas" w:eastAsia="맑은 고딕" w:hAnsi="Consolas"/>
+                <w:b w:val="false"/>
+                <w:bCs w:val="false"/>
+                <w:i w:val="false"/>
+                <w:iCs w:val="false"/>
+                <w:color w:val="24292F"/>
+                <w:sz w:val="17"/>
+                <w:szCs w:val="17"/>
+              </w:rPr>
+              <w:t xml:space="preserve">, </w:t>
+            </w:r>
+            <w:r>
+              <w:rPr>
+                <w:rFonts w:ascii="Consolas" w:cs="Consolas" w:eastAsia="맑은 고딕" w:hAnsi="Consolas"/>
+                <w:b w:val="false"/>
+                <w:bCs w:val="false"/>
+                <w:i w:val="false"/>
+                <w:iCs w:val="false"/>
+                <w:color w:val="A31515"/>
+                <w:sz w:val="17"/>
+                <w:szCs w:val="17"/>
+              </w:rPr>
+              <w:t xml:space="preserve">"은(는) 홀수"</w:t>
+            </w:r>
+            <w:r>
+              <w:rPr>
+                <w:rFonts w:ascii="Consolas" w:cs="Consolas" w:eastAsia="맑은 고딕" w:hAnsi="Consolas"/>
+                <w:b w:val="false"/>
+                <w:bCs w:val="false"/>
+                <w:i w:val="false"/>
+                <w:iCs w:val="false"/>
+                <w:color w:val="24292F"/>
+                <w:sz w:val="17"/>
+                <w:szCs w:val="17"/>
+              </w:rPr>
+              <w:t xml:space="preserve">)</w:t>
+            </w:r>
+          </w:p>
+          <w:p>
+            <w:pPr>
+              <w:spacing w:after="0" w:line="252"/>
+            </w:pPr>
+            <w:r>
+              <w:rPr>
+                <w:rFonts w:ascii="Consolas" w:cs="Consolas" w:eastAsia="맑은 고딕" w:hAnsi="Consolas"/>
+                <w:color w:val="A0A0A0"/>
+                <w:sz w:val="17"/>
+                <w:szCs w:val="17"/>
+              </w:rPr>
+              <w:t xml:space="preserve">10  </w:t>
+            </w:r>
+            <w:r>
+              <w:rPr>
+                <w:rFonts w:ascii="Consolas" w:cs="Consolas" w:eastAsia="맑은 고딕" w:hAnsi="Consolas"/>
+                <w:sz w:val="17"/>
+                <w:szCs w:val="17"/>
+              </w:rPr>
               <w:t xml:space="preserve"> </w:t>
             </w:r>
+          </w:p>
+          <w:p>
+            <w:pPr>
+              <w:spacing w:after="0" w:line="252"/>
+            </w:pPr>
+            <w:r>
+              <w:rPr>
+                <w:rFonts w:ascii="Consolas" w:cs="Consolas" w:eastAsia="맑은 고딕" w:hAnsi="Consolas"/>
+                <w:color w:val="A0A0A0"/>
+                <w:sz w:val="17"/>
+                <w:szCs w:val="17"/>
+              </w:rPr>
+              <w:t xml:space="preserve">11  </w:t>
+            </w:r>
+            <w:r>
+              <w:rPr>
+                <w:rFonts w:ascii="Consolas" w:cs="Consolas" w:eastAsia="맑은 고딕" w:hAnsi="Consolas"/>
+                <w:b w:val="false"/>
+                <w:bCs w:val="false"/>
+                <w:i/>
+                <w:iCs/>
+                <w:color w:val="6A9955"/>
+                <w:sz w:val="17"/>
+                <w:szCs w:val="17"/>
+              </w:rPr>
+              <w:t xml:space="preserve"># 조건부 표현식: 값 하나를 고를 때 한 줄로</w:t>
+            </w:r>
+          </w:p>
+          <w:p>
+            <w:pPr>
+              <w:spacing w:after="0" w:line="252"/>
+            </w:pPr>
+            <w:r>
+              <w:rPr>
+                <w:rFonts w:ascii="Consolas" w:cs="Consolas" w:eastAsia="맑은 고딕" w:hAnsi="Consolas"/>
+                <w:color w:val="A0A0A0"/>
+                <w:sz w:val="17"/>
+                <w:szCs w:val="17"/>
+              </w:rPr>
+              <w:t xml:space="preserve">12  </w:t>
+            </w:r>
+            <w:r>
+              <w:rPr>
+                <w:rFonts w:ascii="Consolas" w:cs="Consolas" w:eastAsia="맑은 고딕" w:hAnsi="Consolas"/>
+                <w:b w:val="false"/>
+                <w:bCs w:val="false"/>
+                <w:i w:val="false"/>
+                <w:iCs w:val="false"/>
+                <w:color w:val="24292F"/>
+                <w:sz w:val="17"/>
+                <w:szCs w:val="17"/>
+              </w:rPr>
+              <w:t xml:space="preserve">result</w:t>
+            </w:r>
+            <w:r>
+              <w:rPr>
+                <w:rFonts w:ascii="Consolas" w:cs="Consolas" w:eastAsia="맑은 고딕" w:hAnsi="Consolas"/>
+                <w:b w:val="false"/>
+                <w:bCs w:val="false"/>
+                <w:i w:val="false"/>
+                <w:iCs w:val="false"/>
+                <w:color w:val="24292F"/>
+                <w:sz w:val="17"/>
+                <w:szCs w:val="17"/>
+              </w:rPr>
+              <w:t xml:space="preserve"> = </w:t>
+            </w:r>
             <w:r>
               <w:rPr>
                 <w:rFonts w:ascii="Consolas" w:cs="Consolas" w:eastAsia="맑은 고딕" w:hAnsi="Consolas"/>
@@ -3687,6 +3585,162 @@
                 <w:sz w:val="17"/>
                 <w:szCs w:val="17"/>
               </w:rPr>
+              <w:t xml:space="preserve">"짝수"</w:t>
+            </w:r>
+            <w:r>
+              <w:rPr>
+                <w:rFonts w:ascii="Consolas" w:cs="Consolas" w:eastAsia="맑은 고딕" w:hAnsi="Consolas"/>
+                <w:b w:val="false"/>
+                <w:bCs w:val="false"/>
+                <w:i w:val="false"/>
+                <w:iCs w:val="false"/>
+                <w:color w:val="24292F"/>
+                <w:sz w:val="17"/>
+                <w:szCs w:val="17"/>
+              </w:rPr>
+              <w:t xml:space="preserve"> </w:t>
+            </w:r>
+            <w:r>
+              <w:rPr>
+                <w:rFonts w:ascii="Consolas" w:cs="Consolas" w:eastAsia="맑은 고딕" w:hAnsi="Consolas"/>
+                <w:b/>
+                <w:bCs/>
+                <w:i w:val="false"/>
+                <w:iCs w:val="false"/>
+                <w:color w:val="0033B3"/>
+                <w:sz w:val="17"/>
+                <w:szCs w:val="17"/>
+              </w:rPr>
+              <w:t xml:space="preserve">if</w:t>
+            </w:r>
+            <w:r>
+              <w:rPr>
+                <w:rFonts w:ascii="Consolas" w:cs="Consolas" w:eastAsia="맑은 고딕" w:hAnsi="Consolas"/>
+                <w:b w:val="false"/>
+                <w:bCs w:val="false"/>
+                <w:i w:val="false"/>
+                <w:iCs w:val="false"/>
+                <w:color w:val="24292F"/>
+                <w:sz w:val="17"/>
+                <w:szCs w:val="17"/>
+              </w:rPr>
+              <w:t xml:space="preserve"> </w:t>
+            </w:r>
+            <w:r>
+              <w:rPr>
+                <w:rFonts w:ascii="Consolas" w:cs="Consolas" w:eastAsia="맑은 고딕" w:hAnsi="Consolas"/>
+                <w:b w:val="false"/>
+                <w:bCs w:val="false"/>
+                <w:i w:val="false"/>
+                <w:iCs w:val="false"/>
+                <w:color w:val="24292F"/>
+                <w:sz w:val="17"/>
+                <w:szCs w:val="17"/>
+              </w:rPr>
+              <w:t xml:space="preserve">num</w:t>
+            </w:r>
+            <w:r>
+              <w:rPr>
+                <w:rFonts w:ascii="Consolas" w:cs="Consolas" w:eastAsia="맑은 고딕" w:hAnsi="Consolas"/>
+                <w:b w:val="false"/>
+                <w:bCs w:val="false"/>
+                <w:i w:val="false"/>
+                <w:iCs w:val="false"/>
+                <w:color w:val="24292F"/>
+                <w:sz w:val="17"/>
+                <w:szCs w:val="17"/>
+              </w:rPr>
+              <w:t xml:space="preserve"> % </w:t>
+            </w:r>
+            <w:r>
+              <w:rPr>
+                <w:rFonts w:ascii="Consolas" w:cs="Consolas" w:eastAsia="맑은 고딕" w:hAnsi="Consolas"/>
+                <w:b w:val="false"/>
+                <w:bCs w:val="false"/>
+                <w:i w:val="false"/>
+                <w:iCs w:val="false"/>
+                <w:color w:val="098658"/>
+                <w:sz w:val="17"/>
+                <w:szCs w:val="17"/>
+              </w:rPr>
+              <w:t xml:space="preserve">2</w:t>
+            </w:r>
+            <w:r>
+              <w:rPr>
+                <w:rFonts w:ascii="Consolas" w:cs="Consolas" w:eastAsia="맑은 고딕" w:hAnsi="Consolas"/>
+                <w:b w:val="false"/>
+                <w:bCs w:val="false"/>
+                <w:i w:val="false"/>
+                <w:iCs w:val="false"/>
+                <w:color w:val="24292F"/>
+                <w:sz w:val="17"/>
+                <w:szCs w:val="17"/>
+              </w:rPr>
+              <w:t xml:space="preserve"> == </w:t>
+            </w:r>
+            <w:r>
+              <w:rPr>
+                <w:rFonts w:ascii="Consolas" w:cs="Consolas" w:eastAsia="맑은 고딕" w:hAnsi="Consolas"/>
+                <w:b w:val="false"/>
+                <w:bCs w:val="false"/>
+                <w:i w:val="false"/>
+                <w:iCs w:val="false"/>
+                <w:color w:val="098658"/>
+                <w:sz w:val="17"/>
+                <w:szCs w:val="17"/>
+              </w:rPr>
+              <w:t xml:space="preserve">0</w:t>
+            </w:r>
+            <w:r>
+              <w:rPr>
+                <w:rFonts w:ascii="Consolas" w:cs="Consolas" w:eastAsia="맑은 고딕" w:hAnsi="Consolas"/>
+                <w:b w:val="false"/>
+                <w:bCs w:val="false"/>
+                <w:i w:val="false"/>
+                <w:iCs w:val="false"/>
+                <w:color w:val="24292F"/>
+                <w:sz w:val="17"/>
+                <w:szCs w:val="17"/>
+              </w:rPr>
+              <w:t xml:space="preserve"> </w:t>
+            </w:r>
+            <w:r>
+              <w:rPr>
+                <w:rFonts w:ascii="Consolas" w:cs="Consolas" w:eastAsia="맑은 고딕" w:hAnsi="Consolas"/>
+                <w:b/>
+                <w:bCs/>
+                <w:i w:val="false"/>
+                <w:iCs w:val="false"/>
+                <w:color w:val="0033B3"/>
+                <w:sz w:val="17"/>
+                <w:szCs w:val="17"/>
+              </w:rPr>
+              <w:t xml:space="preserve">else</w:t>
+            </w:r>
+            <w:r>
+              <w:rPr>
+                <w:rFonts w:ascii="Consolas" w:cs="Consolas" w:eastAsia="맑은 고딕" w:hAnsi="Consolas"/>
+                <w:b w:val="false"/>
+                <w:bCs w:val="false"/>
+                <w:i w:val="false"/>
+                <w:iCs w:val="false"/>
+                <w:color w:val="24292F"/>
+                <w:sz w:val="17"/>
+                <w:szCs w:val="17"/>
+              </w:rPr>
+              <w:t xml:space="preserve"> </w:t>
+            </w:r>
+            <w:r>
+              <w:rPr>
+                <w:rFonts w:ascii="Consolas" w:cs="Consolas" w:eastAsia="맑은 고딕" w:hAnsi="Consolas"/>
+                <w:b w:val="false"/>
+                <w:bCs w:val="false"/>
+                <w:i w:val="false"/>
+                <w:iCs w:val="false"/>
+                <w:color w:val="A31515"/>
+                <w:sz w:val="17"/>
+                <w:szCs w:val="17"/>
+              </w:rPr>
               <w:t xml:space="preserve">"홀수"</w:t>
             </w:r>
           </w:p>
@@ -3701,7 +3755,7 @@
                 <w:sz w:val="17"/>
                 <w:szCs w:val="17"/>
               </w:rPr>
-              <w:t xml:space="preserve">11  </w:t>
+              <w:t xml:space="preserve">13  </w:t>
             </w:r>
             <w:r>
               <w:rPr>
@@ -3965,7 +4019,7 @@
                 <w:sz w:val="19"/>
                 <w:szCs w:val="19"/>
               </w:rPr>
-              <w:t xml:space="preserve">4</w:t>
+              <w:t xml:space="preserve">5</w:t>
             </w:r>
           </w:p>
         </w:tc>
@@ -4067,7 +4121,7 @@
                 <w:sz w:val="19"/>
                 <w:szCs w:val="19"/>
               </w:rPr>
-              <w:t xml:space="preserve">6</w:t>
+              <w:t xml:space="preserve">8</w:t>
             </w:r>
           </w:p>
         </w:tc>
@@ -4186,7 +4240,7 @@
                 <w:sz w:val="19"/>
                 <w:szCs w:val="19"/>
               </w:rPr>
-              <w:t xml:space="preserve">10</w:t>
+              <w:t xml:space="preserve">12</w:t>
             </w:r>
           </w:p>
         </w:tc>
@@ -4642,6 +4696,33 @@
             <w:r>
               <w:rPr>
                 <w:rFonts w:ascii="Consolas" w:cs="Consolas" w:eastAsia="맑은 고딕" w:hAnsi="Consolas"/>
+                <w:b w:val="false"/>
+                <w:bCs w:val="false"/>
+                <w:i/>
+                <w:iCs/>
+                <w:color w:val="6A9955"/>
+                <w:sz w:val="17"/>
+                <w:szCs w:val="17"/>
+              </w:rPr>
+              <w:t xml:space="preserve"># 90 이상이면 여기서 끝, 아니면 다음 조건으로</w:t>
+            </w:r>
+          </w:p>
+          <w:p>
+            <w:pPr>
+              <w:spacing w:after="0" w:line="252"/>
+            </w:pPr>
+            <w:r>
+              <w:rPr>
+                <w:rFonts w:ascii="Consolas" w:cs="Consolas" w:eastAsia="맑은 고딕" w:hAnsi="Consolas"/>
+                <w:color w:val="A0A0A0"/>
+                <w:sz w:val="17"/>
+                <w:szCs w:val="17"/>
+              </w:rPr>
+              <w:t xml:space="preserve"> 5  </w:t>
+            </w:r>
+            <w:r>
+              <w:rPr>
+                <w:rFonts w:ascii="Consolas" w:cs="Consolas" w:eastAsia="맑은 고딕" w:hAnsi="Consolas"/>
                 <w:b/>
                 <w:bCs/>
                 <w:i w:val="false"/>
@@ -4729,7 +4810,7 @@
                 <w:sz w:val="17"/>
                 <w:szCs w:val="17"/>
               </w:rPr>
-              <w:t xml:space="preserve"> 5  </w:t>
+              <w:t xml:space="preserve"> 6  </w:t>
             </w:r>
             <w:r>
               <w:rPr>
@@ -4795,7 +4876,34 @@
                 <w:sz w:val="17"/>
                 <w:szCs w:val="17"/>
               </w:rPr>
-              <w:t xml:space="preserve"> 6  </w:t>
+              <w:t xml:space="preserve"> 7  </w:t>
+            </w:r>
+            <w:r>
+              <w:rPr>
+                <w:rFonts w:ascii="Consolas" w:cs="Consolas" w:eastAsia="맑은 고딕" w:hAnsi="Consolas"/>
+                <w:b w:val="false"/>
+                <w:bCs w:val="false"/>
+                <w:i/>
+                <w:iCs/>
+                <w:color w:val="6A9955"/>
+                <w:sz w:val="17"/>
+                <w:szCs w:val="17"/>
+              </w:rPr>
+              <w:t xml:space="preserve"># 위 조건이 거짓이고 80 이상일 때 (= 80 ~ 89)</w:t>
+            </w:r>
+          </w:p>
+          <w:p>
+            <w:pPr>
+              <w:spacing w:after="0" w:line="252"/>
+            </w:pPr>
+            <w:r>
+              <w:rPr>
+                <w:rFonts w:ascii="Consolas" w:cs="Consolas" w:eastAsia="맑은 고딕" w:hAnsi="Consolas"/>
+                <w:color w:val="A0A0A0"/>
+                <w:sz w:val="17"/>
+                <w:szCs w:val="17"/>
+              </w:rPr>
+              <w:t xml:space="preserve"> 8  </w:t>
             </w:r>
             <w:r>
               <w:rPr>
@@ -4887,7 +4995,7 @@
                 <w:sz w:val="17"/>
                 <w:szCs w:val="17"/>
               </w:rPr>
-              <w:t xml:space="preserve"> 7  </w:t>
+              <w:t xml:space="preserve"> 9  </w:t>
             </w:r>
             <w:r>
               <w:rPr>
@@ -4953,7 +5061,34 @@
                 <w:sz w:val="17"/>
                 <w:szCs w:val="17"/>
               </w:rPr>
-              <w:t xml:space="preserve"> 8  </w:t>
+              <w:t xml:space="preserve">10  </w:t>
+            </w:r>
+            <w:r>
+              <w:rPr>
+                <w:rFonts w:ascii="Consolas" w:cs="Consolas" w:eastAsia="맑은 고딕" w:hAnsi="Consolas"/>
+                <w:b w:val="false"/>
+                <w:bCs w:val="false"/>
+                <w:i/>
+                <w:iCs/>
+                <w:color w:val="6A9955"/>
+                <w:sz w:val="17"/>
+                <w:szCs w:val="17"/>
+              </w:rPr>
+              <w:t xml:space="preserve"># 70 ~ 79</w:t>
+            </w:r>
+          </w:p>
+          <w:p>
+            <w:pPr>
+              <w:spacing w:after="0" w:line="252"/>
+            </w:pPr>
+            <w:r>
+              <w:rPr>
+                <w:rFonts w:ascii="Consolas" w:cs="Consolas" w:eastAsia="맑은 고딕" w:hAnsi="Consolas"/>
+                <w:color w:val="A0A0A0"/>
+                <w:sz w:val="17"/>
+                <w:szCs w:val="17"/>
+              </w:rPr>
+              <w:t xml:space="preserve">11  </w:t>
             </w:r>
             <w:r>
               <w:rPr>
@@ -5045,7 +5180,7 @@
                 <w:sz w:val="17"/>
                 <w:szCs w:val="17"/>
               </w:rPr>
-              <w:t xml:space="preserve"> 9  </w:t>
+              <w:t xml:space="preserve">12  </w:t>
             </w:r>
             <w:r>
               <w:rPr>
@@ -5111,7 +5246,34 @@
                 <w:sz w:val="17"/>
                 <w:szCs w:val="17"/>
               </w:rPr>
-              <w:t xml:space="preserve">10  </w:t>
+              <w:t xml:space="preserve">13  </w:t>
+            </w:r>
+            <w:r>
+              <w:rPr>
+                <w:rFonts w:ascii="Consolas" w:cs="Consolas" w:eastAsia="맑은 고딕" w:hAnsi="Consolas"/>
+                <w:b w:val="false"/>
+                <w:bCs w:val="false"/>
+                <w:i/>
+                <w:iCs/>
+                <w:color w:val="6A9955"/>
+                <w:sz w:val="17"/>
+                <w:szCs w:val="17"/>
+              </w:rPr>
+              <w:t xml:space="preserve"># 위 조건이 모두 거짓일 때</w:t>
+            </w:r>
+          </w:p>
+          <w:p>
+            <w:pPr>
+              <w:spacing w:after="0" w:line="252"/>
+            </w:pPr>
+            <w:r>
+              <w:rPr>
+                <w:rFonts w:ascii="Consolas" w:cs="Consolas" w:eastAsia="맑은 고딕" w:hAnsi="Consolas"/>
+                <w:color w:val="A0A0A0"/>
+                <w:sz w:val="17"/>
+                <w:szCs w:val="17"/>
+              </w:rPr>
+              <w:t xml:space="preserve">14  </w:t>
             </w:r>
             <w:r>
               <w:rPr>
@@ -5151,7 +5313,7 @@
                 <w:sz w:val="17"/>
                 <w:szCs w:val="17"/>
               </w:rPr>
-              <w:t xml:space="preserve">11  </w:t>
+              <w:t xml:space="preserve">15  </w:t>
             </w:r>
             <w:r>
               <w:rPr>
@@ -5217,7 +5379,7 @@
                 <w:sz w:val="17"/>
                 <w:szCs w:val="17"/>
               </w:rPr>
-              <w:t xml:space="preserve">12  </w:t>
+              <w:t xml:space="preserve">16  </w:t>
             </w:r>
             <w:r>
               <w:rPr>
@@ -5239,7 +5401,7 @@
                 <w:sz w:val="17"/>
                 <w:szCs w:val="17"/>
               </w:rPr>
-              <w:t xml:space="preserve">13  </w:t>
+              <w:t xml:space="preserve">17  </w:t>
             </w:r>
             <w:r>
               <w:rPr>
@@ -5490,7 +5652,7 @@
                 <w:sz w:val="19"/>
                 <w:szCs w:val="19"/>
               </w:rPr>
-              <w:t xml:space="preserve">4</w:t>
+              <w:t xml:space="preserve">5</w:t>
             </w:r>
           </w:p>
         </w:tc>
@@ -5592,7 +5754,7 @@
                 <w:sz w:val="19"/>
                 <w:szCs w:val="19"/>
               </w:rPr>
-              <w:t xml:space="preserve">6</w:t>
+              <w:t xml:space="preserve">8</w:t>
             </w:r>
           </w:p>
         </w:tc>
@@ -5710,7 +5872,7 @@
                 <w:sz w:val="19"/>
                 <w:szCs w:val="19"/>
               </w:rPr>
-              <w:t xml:space="preserve">8</w:t>
+              <w:t xml:space="preserve">11</w:t>
             </w:r>
           </w:p>
         </w:tc>
@@ -5812,7 +5974,7 @@
                 <w:sz w:val="19"/>
                 <w:szCs w:val="19"/>
               </w:rPr>
-              <w:t xml:space="preserve">10</w:t>
+              <w:t xml:space="preserve">14</w:t>
             </w:r>
           </w:p>
         </w:tc>
